--- a/cases/the-weekly-rate/published/The Weekly Rate - Case Study.docx
+++ b/cases/the-weekly-rate/published/The Weekly Rate - Case Study.docx
@@ -884,15 +884,15 @@
         <w:spacing w:after="120"/>
       </w:pPr>
       <w:r>
-        <w:t xml:space="preserve">Whizz, a different e-bike rental company operating in the same cities as Zoomo, sells its own weekly plans to delivery riders — plans Dara is not considering, because she only ever compares Zoomo's Standard Plan against buying outright. Whizz's Philadelphia-market Storm-1 weekly plan costs $69.00 per week, and every Whizz weekly plan requires a mandatory $99.00 one-time deposit on top of the weekly rate [S5b].</w:t>
-      </w:r>
-    </w:p>
-    <w:p>
-      <w:pPr>
-        <w:spacing w:after="120"/>
-      </w:pPr>
-      <w:r>
-        <w:t xml:space="preserve">The published Interactive HTML renders this as a labeled line graph: total amount paid to Whizz under the Storm-1 weekly plan as a function of weeks, with two points marked — (0, $99) and (4, $375).</w:t>
+        <w:t xml:space="preserve">Whizz, a different e-bike rental company operating in the same cities as Zoomo, sells its own weekly plans to delivery riders — plans Dara is not considering, because she only ever compares Zoomo's Standard Plan against buying outright. Whizz's Philadelphia-market Storm-2 weekly plan costs $69.00 per week, and every Whizz weekly plan requires a mandatory $99.00 one-time deposit on top of the weekly rate [S5b].</w:t>
+      </w:r>
+    </w:p>
+    <w:p>
+      <w:pPr>
+        <w:spacing w:after="120"/>
+      </w:pPr>
+      <w:r>
+        <w:t xml:space="preserve">The published Interactive HTML renders this as a labeled line graph: total amount paid to Whizz under the Storm-2 weekly plan as a function of weeks, with two points marked — (0, $99) and (4, $375).</w:t>
       </w:r>
     </w:p>
     <w:p>
